--- a/L54_P2_Teacher_Packet.docx
+++ b/L54_P2_Teacher_Packet.docx
@@ -489,7 +489,7 @@
         <w:rPr>
           <w:sz w:val="22"/>
         </w:rPr>
-        <w:t>Solve each radical equation. (\sqrt[3]{x}+8=13)</w:t>
+        <w:t>Solve each radical equation. (³√(x)+8=13)</w:t>
       </w:r>
     </w:p>
     <w:p>
@@ -1063,10 +1063,10 @@
         <w:t>Solve each equation.</w:t>
         <w:br/>
         <w:br/>
-        <w:t xml:space="preserve">a. (x^2 - 3x - 6)^{3/2} - 14 = -6 </w:t>
+        <w:t xml:space="preserve">a. (x² - 3x - 6)^(3/2) - 14 = -6 </w:t>
         <w:br/>
         <w:br/>
-        <w:t>b. (x - 8)^{3/2} = (10 - x)^3</w:t>
+        <w:t>b. (x - 8)^(3/2) = (10 - x)³</w:t>
       </w:r>
     </w:p>
     <w:p>
@@ -1122,7 +1122,7 @@
         <w:rPr>
           <w:sz w:val="22"/>
         </w:rPr>
-        <w:t>(3x + 2)^{2/3} = 4</w:t>
+        <w:t>(3x + 2)^(2/3) = 4</w:t>
       </w:r>
     </w:p>
     <w:p>
@@ -1178,7 +1178,7 @@
         <w:rPr>
           <w:sz w:val="22"/>
         </w:rPr>
-        <w:t>Solve. (0.5(x^2+5x+136)^{(2)/(3)}=50)</w:t>
+        <w:t>Solve. (0.5(x²+5x+136)^((2)/(3))=50)</w:t>
       </w:r>
     </w:p>
     <w:p>
@@ -1234,7 +1234,7 @@
         <w:rPr>
           <w:sz w:val="22"/>
         </w:rPr>
-        <w:t>Solve. (2(x^2-12x-4)^{(1)/(2)}-3=15)</w:t>
+        <w:t>Solve. (2(x²-12x-4)^((1)/(2))-3=15)</w:t>
       </w:r>
     </w:p>
     <w:p>
@@ -1290,7 +1290,7 @@
         <w:rPr>
           <w:sz w:val="22"/>
         </w:rPr>
-        <w:t>Make Sense and Persevere The half-life of a certain type of soft drink is 5 h. If you drink 50 mL of this drink, the formula (y=50(0.5)^{(t)/(5)}) tells the amount of the drink left in your system after (t) hours. How much of the soft drink will be left in your system after 16 hours?</w:t>
+        <w:t>Make Sense and Persevere The half-life of a certain type of soft drink is 5 h. If you drink 50 mL of this drink, the formula (y=50(0.5)^((t)/(5))) tells the amount of the drink left in your system after (t) hours. How much of the soft drink will be left in your system after 16 hours?</w:t>
       </w:r>
     </w:p>
     <w:p>
